--- a/企业AI培训_交付包/中级课程_完整交付包/06_考核认证/考核认证题库.docx
+++ b/企业AI培训_交付包/中级课程_完整交付包/06_考核认证/考核认证题库.docx
@@ -2140,6 +2140,109 @@
         </w:rPr>
         <w:t xml:space="preserve">评估是否暂停高风险问答，直到修复。</w:t>
       </w:r>
+      <w:r>
+        <w:t xml:space="preserve"> </w:t>
+      </w:r>
+      <w:r>
+        <w:rPr>
+          <w:rFonts w:hint="eastAsia"/>
+        </w:rPr>
+        <w:t xml:space="preserve">6.（判）AI</w:t>
+      </w:r>
+      <w:r>
+        <w:t xml:space="preserve"> </w:t>
+      </w:r>
+      <w:r>
+        <w:rPr>
+          <w:rFonts w:hint="eastAsia"/>
+        </w:rPr>
+        <w:t xml:space="preserve">生成的对外图/文/视频，只要内部使用就完全不用考虑标识。</w:t>
+      </w:r>
+      <w:r>
+        <w:t xml:space="preserve"> </w:t>
+      </w:r>
+      <w:r>
+        <w:rPr>
+          <w:rFonts w:hint="eastAsia"/>
+          <w:b/>
+          <w:bCs/>
+        </w:rPr>
+        <w:t xml:space="preserve">答案：×（《人工智能生成合成内容标识办法》2025-09</w:t>
+      </w:r>
+      <w:r>
+        <w:rPr>
+          <w:b/>
+          <w:bCs/>
+        </w:rPr>
+        <w:t xml:space="preserve"> </w:t>
+      </w:r>
+      <w:r>
+        <w:rPr>
+          <w:rFonts w:hint="eastAsia"/>
+          <w:b/>
+          <w:bCs/>
+        </w:rPr>
+        <w:t xml:space="preserve">施行，对外使用须加显式+隐式标识；治理清单要设检查项）</w:t>
+      </w:r>
+      <w:r>
+        <w:t xml:space="preserve"> </w:t>
+      </w:r>
+      <w:r>
+        <w:rPr>
+          <w:rFonts w:hint="eastAsia"/>
+        </w:rPr>
+        <w:t xml:space="preserve">7.（境）你们组要做一个客服陪伴类智能体，按《人工智能拟人化互动服务管理暂行办法》（2026-07-15</w:t>
+      </w:r>
+      <w:r>
+        <w:t xml:space="preserve"> </w:t>
+      </w:r>
+      <w:r>
+        <w:rPr>
+          <w:rFonts w:hint="eastAsia"/>
+        </w:rPr>
+        <w:t xml:space="preserve">施行），治理清单至少要补哪三条？</w:t>
+      </w:r>
+      <w:r>
+        <w:t xml:space="preserve"> </w:t>
+      </w:r>
+      <w:r>
+        <w:rPr>
+          <w:rFonts w:hint="eastAsia"/>
+          <w:b/>
+          <w:bCs/>
+        </w:rPr>
+        <w:t xml:space="preserve">答案：提示”你在与</w:t>
+      </w:r>
+      <w:r>
+        <w:rPr>
+          <w:b/>
+          <w:bCs/>
+        </w:rPr>
+        <w:t xml:space="preserve"> AI </w:t>
+      </w:r>
+      <w:r>
+        <w:rPr>
+          <w:rFonts w:hint="eastAsia"/>
+          <w:b/>
+          <w:bCs/>
+        </w:rPr>
+        <w:t xml:space="preserve">互动”、连续使用</w:t>
+      </w:r>
+      <w:r>
+        <w:rPr>
+          <w:b/>
+          <w:bCs/>
+        </w:rPr>
+        <w:t xml:space="preserve"> 2 </w:t>
+      </w:r>
+      <w:r>
+        <w:rPr>
+          <w:rFonts w:hint="eastAsia"/>
+          <w:b/>
+          <w:bCs/>
+        </w:rPr>
+        <w:t xml:space="preserve">小时提醒、算法备案。</w:t>
+      </w:r>
     </w:p>
     <w:bookmarkEnd w:id="15"/>
     <w:bookmarkStart w:id="16" w:name="m8-场景实战工作坊"/>
@@ -2455,6 +2558,92 @@
           <w:bCs/>
         </w:rPr>
         <w:t xml:space="preserve">答案：B（无基线无方法的拍脑袋）</w:t>
+      </w:r>
+      <w:r>
+        <w:t xml:space="preserve"> </w:t>
+      </w:r>
+      <w:r>
+        <w:rPr>
+          <w:rFonts w:hint="eastAsia"/>
+        </w:rPr>
+        <w:t xml:space="preserve">6.（境）答辩质询新增一刀：</w:t>
+      </w:r>
+      <w:r>
+        <w:rPr>
+          <w:rFonts w:hint="eastAsia"/>
+        </w:rPr>
+        <w:t xml:space="preserve">“你们对外发布的</w:t>
+      </w:r>
+      <w:r>
+        <w:t xml:space="preserve"> AI </w:t>
+      </w:r>
+      <w:r>
+        <w:rPr>
+          <w:rFonts w:hint="eastAsia"/>
+        </w:rPr>
+        <w:t xml:space="preserve">内容，标识加了吗？”</w:t>
+      </w:r>
+      <w:r>
+        <w:rPr>
+          <w:rFonts w:hint="eastAsia"/>
+        </w:rPr>
+        <w:t xml:space="preserve">学员该怎么答才合格？</w:t>
+      </w:r>
+      <w:r>
+        <w:t xml:space="preserve"> </w:t>
+      </w:r>
+      <w:r>
+        <w:rPr>
+          <w:rFonts w:hint="eastAsia"/>
+          <w:b/>
+          <w:bCs/>
+        </w:rPr>
+        <w:t xml:space="preserve">答案：说清依据（2025-09</w:t>
+      </w:r>
+      <w:r>
+        <w:rPr>
+          <w:b/>
+          <w:bCs/>
+        </w:rPr>
+        <w:t xml:space="preserve"> </w:t>
+      </w:r>
+      <w:r>
+        <w:rPr>
+          <w:rFonts w:hint="eastAsia"/>
+          <w:b/>
+          <w:bCs/>
+        </w:rPr>
+        <w:t xml:space="preserve">施行的内容标识办法）+</w:t>
+      </w:r>
+      <w:r>
+        <w:rPr>
+          <w:b/>
+          <w:bCs/>
+        </w:rPr>
+        <w:t xml:space="preserve"> </w:t>
+      </w:r>
+      <w:r>
+        <w:rPr>
+          <w:rFonts w:hint="eastAsia"/>
+          <w:b/>
+          <w:bCs/>
+        </w:rPr>
+        <w:t xml:space="preserve">方案（对外物料带显式提示+隐式元数据/水印）+</w:t>
+      </w:r>
+      <w:r>
+        <w:rPr>
+          <w:b/>
+          <w:bCs/>
+        </w:rPr>
+        <w:t xml:space="preserve"> </w:t>
+      </w:r>
+      <w:r>
+        <w:rPr>
+          <w:rFonts w:hint="eastAsia"/>
+          <w:b/>
+          <w:bCs/>
+        </w:rPr>
+        <w:t xml:space="preserve">落到推广计划里谁负责检查；答不上=推广计划打回补。</w:t>
       </w:r>
     </w:p>
     <w:p>
